--- a/策划书/《噬铁者》游戏策划书（总册）.docx
+++ b/策划书/《噬铁者》游戏策划书（总册）.docx
@@ -16,6 +16,8 @@
           <w:szCs w:val="21"/>
         </w:rPr>
       </w:pPr>
+      <w:bookmarkStart w:id="0" w:name="_GoBack"/>
+      <w:bookmarkEnd w:id="0"/>
       <w:r>
         <w:rPr>
           <w:rFonts w:ascii="微软雅黑" w:hAnsi="微软雅黑" w:eastAsia="微软雅黑" w:cs="微软雅黑"/>
@@ -559,7 +561,7 @@
     <w:tbl>
       <w:tblPr>
         <w:tblStyle w:val="3"/>
-        <w:tblW w:w="2400" w:type="dxa"/>
+        <w:tblW w:w="8963" w:type="dxa"/>
         <w:tblInd w:w="0" w:type="dxa"/>
         <w:tblBorders>
           <w:top w:val="single" w:color="8EA9DB" w:sz="4" w:space="0"/>
@@ -579,7 +581,7 @@
       </w:tblPr>
       <w:tblGrid>
         <w:gridCol w:w="1200"/>
-        <w:gridCol w:w="1200"/>
+        <w:gridCol w:w="7763"/>
       </w:tblGrid>
       <w:tr>
         <w:tblPrEx>
@@ -636,7 +638,7 @@
         </w:tc>
         <w:tc>
           <w:tcPr>
-            <w:tcW w:w="1200" w:type="dxa"/>
+            <w:tcW w:w="7763" w:type="dxa"/>
             <w:shd w:val="clear" w:color="auto" w:fill="D9E2F3"/>
             <w:vAlign w:val="center"/>
           </w:tcPr>
@@ -722,7 +724,7 @@
         </w:tc>
         <w:tc>
           <w:tcPr>
-            <w:tcW w:w="1200" w:type="dxa"/>
+            <w:tcW w:w="7763" w:type="dxa"/>
             <w:vAlign w:val="center"/>
           </w:tcPr>
           <w:p>
@@ -805,7 +807,7 @@
         </w:tc>
         <w:tc>
           <w:tcPr>
-            <w:tcW w:w="1200" w:type="dxa"/>
+            <w:tcW w:w="7763" w:type="dxa"/>
             <w:vAlign w:val="center"/>
           </w:tcPr>
           <w:p>
@@ -888,7 +890,7 @@
         </w:tc>
         <w:tc>
           <w:tcPr>
-            <w:tcW w:w="1200" w:type="dxa"/>
+            <w:tcW w:w="7763" w:type="dxa"/>
             <w:vAlign w:val="center"/>
           </w:tcPr>
           <w:p>
@@ -971,7 +973,7 @@
         </w:tc>
         <w:tc>
           <w:tcPr>
-            <w:tcW w:w="1200" w:type="dxa"/>
+            <w:tcW w:w="7763" w:type="dxa"/>
             <w:vAlign w:val="center"/>
           </w:tcPr>
           <w:p>
@@ -1054,7 +1056,7 @@
         </w:tc>
         <w:tc>
           <w:tcPr>
-            <w:tcW w:w="1200" w:type="dxa"/>
+            <w:tcW w:w="7763" w:type="dxa"/>
             <w:vAlign w:val="center"/>
           </w:tcPr>
           <w:p>
@@ -1137,7 +1139,7 @@
         </w:tc>
         <w:tc>
           <w:tcPr>
-            <w:tcW w:w="1200" w:type="dxa"/>
+            <w:tcW w:w="7763" w:type="dxa"/>
             <w:vAlign w:val="center"/>
           </w:tcPr>
           <w:p>
@@ -1220,7 +1222,7 @@
         </w:tc>
         <w:tc>
           <w:tcPr>
-            <w:tcW w:w="1200" w:type="dxa"/>
+            <w:tcW w:w="7763" w:type="dxa"/>
             <w:vAlign w:val="center"/>
           </w:tcPr>
           <w:p>
@@ -1303,7 +1305,7 @@
         </w:tc>
         <w:tc>
           <w:tcPr>
-            <w:tcW w:w="1200" w:type="dxa"/>
+            <w:tcW w:w="7763" w:type="dxa"/>
             <w:vAlign w:val="center"/>
           </w:tcPr>
           <w:p>
@@ -1386,7 +1388,7 @@
         </w:tc>
         <w:tc>
           <w:tcPr>
-            <w:tcW w:w="1200" w:type="dxa"/>
+            <w:tcW w:w="7763" w:type="dxa"/>
             <w:vAlign w:val="center"/>
           </w:tcPr>
           <w:p>
@@ -1469,7 +1471,7 @@
         </w:tc>
         <w:tc>
           <w:tcPr>
-            <w:tcW w:w="1200" w:type="dxa"/>
+            <w:tcW w:w="7763" w:type="dxa"/>
             <w:vAlign w:val="center"/>
           </w:tcPr>
           <w:p>
@@ -4338,8 +4340,6 @@
               </w:rPr>
               <w:t>融合词条</w:t>
             </w:r>
-            <w:bookmarkStart w:id="0" w:name="_GoBack"/>
-            <w:bookmarkEnd w:id="0"/>
             <w:r>
               <w:rPr>
                 <w:rFonts w:ascii="微软雅黑" w:hAnsi="微软雅黑" w:eastAsia="微软雅黑" w:cs="微软雅黑"/>
@@ -33780,7 +33780,7 @@
     <w:lsdException w:qFormat="1" w:unhideWhenUsed="0" w:uiPriority="0" w:semiHidden="0" w:name="Title"/>
     <w:lsdException w:unhideWhenUsed="0" w:uiPriority="0" w:semiHidden="0" w:name="Closing"/>
     <w:lsdException w:unhideWhenUsed="0" w:uiPriority="0" w:semiHidden="0" w:name="Signature"/>
-    <w:lsdException w:unhideWhenUsed="0" w:uiPriority="0" w:name="Default Paragraph Font"/>
+    <w:lsdException w:qFormat="1" w:unhideWhenUsed="0" w:uiPriority="0" w:name="Default Paragraph Font"/>
     <w:lsdException w:unhideWhenUsed="0" w:uiPriority="0" w:semiHidden="0" w:name="Body Text"/>
     <w:lsdException w:unhideWhenUsed="0" w:uiPriority="0" w:semiHidden="0" w:name="Body Text Indent"/>
     <w:lsdException w:unhideWhenUsed="0" w:uiPriority="0" w:semiHidden="0" w:name="List Continue"/>
@@ -33973,6 +33973,7 @@
       <w:jc w:val="both"/>
     </w:pPr>
     <w:rPr>
+      <w:rFonts w:asciiTheme="minorHAnsi" w:hAnsiTheme="minorHAnsi" w:eastAsiaTheme="minorEastAsia" w:cstheme="minorBidi"/>
       <w:sz w:val="21"/>
       <w:szCs w:val="22"/>
     </w:rPr>
@@ -33980,6 +33981,7 @@
   <w:style w:type="character" w:default="1" w:styleId="2">
     <w:name w:val="Default Paragraph Font"/>
     <w:semiHidden/>
+    <w:qFormat/>
     <w:uiPriority w:val="0"/>
   </w:style>
   <w:style w:type="table" w:default="1" w:styleId="3">

--- a/策划书/《噬铁者》游戏策划书（总册）.docx
+++ b/策划书/《噬铁者》游戏策划书（总册）.docx
@@ -16,8 +16,6 @@
           <w:szCs w:val="21"/>
         </w:rPr>
       </w:pPr>
-      <w:bookmarkStart w:id="0" w:name="_GoBack"/>
-      <w:bookmarkEnd w:id="0"/>
       <w:r>
         <w:rPr>
           <w:rFonts w:ascii="微软雅黑" w:hAnsi="微软雅黑" w:eastAsia="微软雅黑" w:cs="微软雅黑"/>
@@ -1415,6 +1413,47 @@
                 <w:szCs w:val="18"/>
               </w:rPr>
               <w:t>暗黑哥特 + 克苏鲁元素，随层数递进由写实转诡奇</w:t>
+            </w:r>
+            <w:r>
+              <w:rPr>
+                <w:rFonts w:hint="eastAsia" w:ascii="微软雅黑" w:hAnsi="微软雅黑" w:eastAsia="微软雅黑" w:cs="微软雅黑"/>
+                <w:b w:val="0"/>
+                <w:i w:val="0"/>
+                <w:caps w:val="0"/>
+                <w:spacing w:val="0"/>
+                <w:sz w:val="18"/>
+                <w:szCs w:val="18"/>
+                <w:lang w:eastAsia="zh-CN"/>
+              </w:rPr>
+              <w:t>，</w:t>
+            </w:r>
+            <w:r>
+              <w:rPr>
+                <w:rFonts w:hint="eastAsia" w:ascii="微软雅黑" w:hAnsi="微软雅黑" w:eastAsia="微软雅黑" w:cs="微软雅黑"/>
+                <w:b w:val="0"/>
+                <w:i w:val="0"/>
+                <w:caps w:val="0"/>
+                <w:spacing w:val="0"/>
+                <w:sz w:val="18"/>
+                <w:szCs w:val="18"/>
+                <w:lang w:val="en-US" w:eastAsia="zh-CN"/>
+              </w:rPr>
+              <w:t>hd2d，大部分模型都是3d模型做2d像素化</w:t>
+            </w:r>
+            <w:bookmarkStart w:id="0" w:name="_GoBack"/>
+            <w:bookmarkEnd w:id="0"/>
+            <w:r>
+              <w:rPr>
+                <w:rFonts w:hint="eastAsia" w:ascii="微软雅黑" w:hAnsi="微软雅黑" w:eastAsia="微软雅黑" w:cs="微软雅黑"/>
+                <w:b w:val="0"/>
+                <w:i w:val="0"/>
+                <w:caps w:val="0"/>
+                <w:spacing w:val="0"/>
+                <w:sz w:val="18"/>
+                <w:szCs w:val="18"/>
+                <w:lang w:val="en-US" w:eastAsia="zh-CN"/>
+              </w:rPr>
+              <w:t>渲染</w:t>
             </w:r>
           </w:p>
         </w:tc>
